--- a/001 - estudo pessoal/003 - Configurar DHCP/Manual Passo a Passo da criação do diagrama e funcionalidades da rede.docx
+++ b/001 - estudo pessoal/003 - Configurar DHCP/Manual Passo a Passo da criação do diagrama e funcionalidades da rede.docx
@@ -575,8 +575,730 @@
         <w:lastRenderedPageBreak/>
         <w:t>Processo de criacao do projeto</w:t>
       </w:r>
+    </w:p>
+    <w:p/>
+    <w:p/>
+    <w:p>
+      <w:pPr>
+        <w:pStyle w:val="Heading3"/>
+      </w:pPr>
+      <w:r>
+        <w:t>1 – Selecionar 3 computadores para uso do projeto</w:t>
+      </w:r>
+    </w:p>
+    <w:p>
+      <w:pPr>
+        <w:jc w:val="center"/>
+      </w:pPr>
+      <w:r>
+        <w:drawing>
+          <wp:inline distT="0" distB="0" distL="0" distR="0" wp14:anchorId="1985C47E" wp14:editId="191DC7D5">
+            <wp:extent cx="4686300" cy="2066513"/>
+            <wp:effectExtent l="0" t="0" r="0" b="0"/>
+            <wp:docPr id="120531053" name="Picture 1"/>
+            <wp:cNvGraphicFramePr>
+              <a:graphicFrameLocks xmlns:a="http://schemas.openxmlformats.org/drawingml/2006/main" noChangeAspect="1"/>
+            </wp:cNvGraphicFramePr>
+            <a:graphic xmlns:a="http://schemas.openxmlformats.org/drawingml/2006/main">
+              <a:graphicData uri="http://schemas.openxmlformats.org/drawingml/2006/picture">
+                <pic:pic xmlns:pic="http://schemas.openxmlformats.org/drawingml/2006/picture">
+                  <pic:nvPicPr>
+                    <pic:cNvPr id="120531053" name=""/>
+                    <pic:cNvPicPr/>
+                  </pic:nvPicPr>
+                  <pic:blipFill>
+                    <a:blip r:embed="rId6"/>
+                    <a:stretch>
+                      <a:fillRect/>
+                    </a:stretch>
+                  </pic:blipFill>
+                  <pic:spPr>
+                    <a:xfrm>
+                      <a:off x="0" y="0"/>
+                      <a:ext cx="4695742" cy="2070676"/>
+                    </a:xfrm>
+                    <a:prstGeom prst="rect">
+                      <a:avLst/>
+                    </a:prstGeom>
+                  </pic:spPr>
+                </pic:pic>
+              </a:graphicData>
+            </a:graphic>
+          </wp:inline>
+        </w:drawing>
+      </w:r>
+    </w:p>
+    <w:p/>
+    <w:p>
+      <w:r>
+        <w:t>2 – Selecionar o switch 2960 e selecionar o servidor generico para as operacoes de configuracao</w:t>
+      </w:r>
+    </w:p>
+    <w:p>
+      <w:pPr>
+        <w:jc w:val="center"/>
+      </w:pPr>
+      <w:r>
+        <w:drawing>
+          <wp:inline distT="0" distB="0" distL="0" distR="0" wp14:anchorId="35B3E6BB" wp14:editId="702DB347">
+            <wp:extent cx="3914775" cy="3812578"/>
+            <wp:effectExtent l="0" t="0" r="0" b="0"/>
+            <wp:docPr id="1524504128" name="Picture 1"/>
+            <wp:cNvGraphicFramePr>
+              <a:graphicFrameLocks xmlns:a="http://schemas.openxmlformats.org/drawingml/2006/main" noChangeAspect="1"/>
+            </wp:cNvGraphicFramePr>
+            <a:graphic xmlns:a="http://schemas.openxmlformats.org/drawingml/2006/main">
+              <a:graphicData uri="http://schemas.openxmlformats.org/drawingml/2006/picture">
+                <pic:pic xmlns:pic="http://schemas.openxmlformats.org/drawingml/2006/picture">
+                  <pic:nvPicPr>
+                    <pic:cNvPr id="1524504128" name=""/>
+                    <pic:cNvPicPr/>
+                  </pic:nvPicPr>
+                  <pic:blipFill>
+                    <a:blip r:embed="rId7"/>
+                    <a:stretch>
+                      <a:fillRect/>
+                    </a:stretch>
+                  </pic:blipFill>
+                  <pic:spPr>
+                    <a:xfrm>
+                      <a:off x="0" y="0"/>
+                      <a:ext cx="3922226" cy="3819834"/>
+                    </a:xfrm>
+                    <a:prstGeom prst="rect">
+                      <a:avLst/>
+                    </a:prstGeom>
+                  </pic:spPr>
+                </pic:pic>
+              </a:graphicData>
+            </a:graphic>
+          </wp:inline>
+        </w:drawing>
+      </w:r>
+    </w:p>
+    <w:p/>
+    <w:p/>
+    <w:p/>
+    <w:p>
+      <w:r>
+        <w:lastRenderedPageBreak/>
+        <w:t xml:space="preserve">3 – Selecionar cabo para conexao </w:t>
+      </w:r>
+      <w:r>
+        <w:t>fast conexion com os computadores e servidores no servidor.</w:t>
+      </w:r>
+    </w:p>
+    <w:p>
+      <w:r>
+        <w:drawing>
+          <wp:inline distT="0" distB="0" distL="0" distR="0" wp14:anchorId="7DBDA792" wp14:editId="3BC3A30F">
+            <wp:extent cx="5400040" cy="3235325"/>
+            <wp:effectExtent l="0" t="0" r="0" b="3175"/>
+            <wp:docPr id="2044930892" name="Picture 1"/>
+            <wp:cNvGraphicFramePr>
+              <a:graphicFrameLocks xmlns:a="http://schemas.openxmlformats.org/drawingml/2006/main" noChangeAspect="1"/>
+            </wp:cNvGraphicFramePr>
+            <a:graphic xmlns:a="http://schemas.openxmlformats.org/drawingml/2006/main">
+              <a:graphicData uri="http://schemas.openxmlformats.org/drawingml/2006/picture">
+                <pic:pic xmlns:pic="http://schemas.openxmlformats.org/drawingml/2006/picture">
+                  <pic:nvPicPr>
+                    <pic:cNvPr id="2044930892" name=""/>
+                    <pic:cNvPicPr/>
+                  </pic:nvPicPr>
+                  <pic:blipFill>
+                    <a:blip r:embed="rId8"/>
+                    <a:stretch>
+                      <a:fillRect/>
+                    </a:stretch>
+                  </pic:blipFill>
+                  <pic:spPr>
+                    <a:xfrm>
+                      <a:off x="0" y="0"/>
+                      <a:ext cx="5400040" cy="3235325"/>
+                    </a:xfrm>
+                    <a:prstGeom prst="rect">
+                      <a:avLst/>
+                    </a:prstGeom>
+                  </pic:spPr>
+                </pic:pic>
+              </a:graphicData>
+            </a:graphic>
+          </wp:inline>
+        </w:drawing>
+      </w:r>
+    </w:p>
+    <w:p/>
+    <w:p/>
+    <w:p/>
+    <w:p/>
+    <w:p/>
+    <w:p/>
+    <w:p/>
+    <w:p/>
+    <w:p/>
+    <w:p/>
+    <w:p/>
+    <w:p/>
+    <w:p/>
+    <w:p>
+      <w:r>
+        <w:t>\</w:t>
+      </w:r>
+    </w:p>
+    <w:p/>
+    <w:p/>
+    <w:p/>
+    <w:p>
+      <w:r>
+        <w:lastRenderedPageBreak/>
+        <w:t>4 – Abrindo o menu de configuracao do servidor, acessando a aba config e dentro da aba config acessar o campo de conexao FastEthernet0 no INTERFACE. Representa a conexao do servidor com o cabo conectado nele na porta especificada como FastEthernet0</w:t>
+      </w:r>
+    </w:p>
+    <w:p>
+      <w:pPr>
+        <w:jc w:val="center"/>
+      </w:pPr>
+      <w:r>
+        <w:drawing>
+          <wp:inline distT="0" distB="0" distL="0" distR="0" wp14:anchorId="05EA3BE4" wp14:editId="59DBF469">
+            <wp:extent cx="5867616" cy="4876800"/>
+            <wp:effectExtent l="0" t="0" r="0" b="0"/>
+            <wp:docPr id="526005428" name="Picture 1"/>
+            <wp:cNvGraphicFramePr>
+              <a:graphicFrameLocks xmlns:a="http://schemas.openxmlformats.org/drawingml/2006/main" noChangeAspect="1"/>
+            </wp:cNvGraphicFramePr>
+            <a:graphic xmlns:a="http://schemas.openxmlformats.org/drawingml/2006/main">
+              <a:graphicData uri="http://schemas.openxmlformats.org/drawingml/2006/picture">
+                <pic:pic xmlns:pic="http://schemas.openxmlformats.org/drawingml/2006/picture">
+                  <pic:nvPicPr>
+                    <pic:cNvPr id="526005428" name=""/>
+                    <pic:cNvPicPr/>
+                  </pic:nvPicPr>
+                  <pic:blipFill>
+                    <a:blip r:embed="rId9"/>
+                    <a:stretch>
+                      <a:fillRect/>
+                    </a:stretch>
+                  </pic:blipFill>
+                  <pic:spPr>
+                    <a:xfrm>
+                      <a:off x="0" y="0"/>
+                      <a:ext cx="5870297" cy="4879028"/>
+                    </a:xfrm>
+                    <a:prstGeom prst="rect">
+                      <a:avLst/>
+                    </a:prstGeom>
+                  </pic:spPr>
+                </pic:pic>
+              </a:graphicData>
+            </a:graphic>
+          </wp:inline>
+        </w:drawing>
+      </w:r>
+    </w:p>
+    <w:p/>
+    <w:p/>
+    <w:p/>
+    <w:p/>
+    <w:p/>
+    <w:p/>
+    <w:p/>
+    <w:p/>
+    <w:p/>
+    <w:p/>
+    <w:p>
+      <w:r>
+        <w:lastRenderedPageBreak/>
+        <w:t>5 – especificando o IPV4 manualmente, o endereco da mascara sera gerado automaticamente logo depois</w:t>
+      </w:r>
+    </w:p>
+    <w:p>
+      <w:pPr>
+        <w:jc w:val="center"/>
+      </w:pPr>
+      <w:r>
+        <w:drawing>
+          <wp:inline distT="0" distB="0" distL="0" distR="0" wp14:anchorId="3DCF472B" wp14:editId="6BAAEA6F">
+            <wp:extent cx="5400040" cy="4729480"/>
+            <wp:effectExtent l="0" t="0" r="0" b="0"/>
+            <wp:docPr id="1247294877" name="Picture 1"/>
+            <wp:cNvGraphicFramePr>
+              <a:graphicFrameLocks xmlns:a="http://schemas.openxmlformats.org/drawingml/2006/main" noChangeAspect="1"/>
+            </wp:cNvGraphicFramePr>
+            <a:graphic xmlns:a="http://schemas.openxmlformats.org/drawingml/2006/main">
+              <a:graphicData uri="http://schemas.openxmlformats.org/drawingml/2006/picture">
+                <pic:pic xmlns:pic="http://schemas.openxmlformats.org/drawingml/2006/picture">
+                  <pic:nvPicPr>
+                    <pic:cNvPr id="1247294877" name=""/>
+                    <pic:cNvPicPr/>
+                  </pic:nvPicPr>
+                  <pic:blipFill>
+                    <a:blip r:embed="rId10"/>
+                    <a:stretch>
+                      <a:fillRect/>
+                    </a:stretch>
+                  </pic:blipFill>
+                  <pic:spPr>
+                    <a:xfrm>
+                      <a:off x="0" y="0"/>
+                      <a:ext cx="5400040" cy="4729480"/>
+                    </a:xfrm>
+                    <a:prstGeom prst="rect">
+                      <a:avLst/>
+                    </a:prstGeom>
+                  </pic:spPr>
+                </pic:pic>
+              </a:graphicData>
+            </a:graphic>
+          </wp:inline>
+        </w:drawing>
+      </w:r>
+    </w:p>
+    <w:p/>
+    <w:p/>
+    <w:p/>
+    <w:p/>
+    <w:p/>
+    <w:p/>
+    <w:p/>
+    <w:p/>
+    <w:p/>
+    <w:p/>
+    <w:p/>
+    <w:p/>
+    <w:p>
+      <w:r>
+        <w:lastRenderedPageBreak/>
+        <w:t>6 – Dentro do menu do servidor acessar a aba Services e selecionar o service DHCP para verificar o protocolo DHCP do servidor gerado. Dentro pode definir o numero maximo de usuarios, por geral vai ser gerado 512 acessos, eu limitei para 10.</w:t>
+      </w:r>
+    </w:p>
+    <w:p>
+      <w:pPr>
+        <w:jc w:val="center"/>
+      </w:pPr>
+      <w:r>
+        <w:drawing>
+          <wp:inline distT="0" distB="0" distL="0" distR="0" wp14:anchorId="2329EDAE" wp14:editId="3F16141E">
+            <wp:extent cx="5400040" cy="4859020"/>
+            <wp:effectExtent l="0" t="0" r="0" b="0"/>
+            <wp:docPr id="1359935851" name="Picture 1"/>
+            <wp:cNvGraphicFramePr>
+              <a:graphicFrameLocks xmlns:a="http://schemas.openxmlformats.org/drawingml/2006/main" noChangeAspect="1"/>
+            </wp:cNvGraphicFramePr>
+            <a:graphic xmlns:a="http://schemas.openxmlformats.org/drawingml/2006/main">
+              <a:graphicData uri="http://schemas.openxmlformats.org/drawingml/2006/picture">
+                <pic:pic xmlns:pic="http://schemas.openxmlformats.org/drawingml/2006/picture">
+                  <pic:nvPicPr>
+                    <pic:cNvPr id="1359935851" name=""/>
+                    <pic:cNvPicPr/>
+                  </pic:nvPicPr>
+                  <pic:blipFill>
+                    <a:blip r:embed="rId11"/>
+                    <a:stretch>
+                      <a:fillRect/>
+                    </a:stretch>
+                  </pic:blipFill>
+                  <pic:spPr>
+                    <a:xfrm>
+                      <a:off x="0" y="0"/>
+                      <a:ext cx="5400040" cy="4859020"/>
+                    </a:xfrm>
+                    <a:prstGeom prst="rect">
+                      <a:avLst/>
+                    </a:prstGeom>
+                  </pic:spPr>
+                </pic:pic>
+              </a:graphicData>
+            </a:graphic>
+          </wp:inline>
+        </w:drawing>
+      </w:r>
+    </w:p>
+    <w:p/>
+    <w:p/>
+    <w:p/>
+    <w:p/>
+    <w:p/>
+    <w:p/>
+    <w:p/>
+    <w:p/>
+    <w:p/>
+    <w:p/>
+    <w:p/>
+    <w:p>
+      <w:r>
+        <w:t>7 – acessar menu do computador 0</w:t>
+      </w:r>
+    </w:p>
+    <w:p>
+      <w:pPr>
+        <w:jc w:val="center"/>
+      </w:pPr>
+      <w:r>
+        <w:drawing>
+          <wp:inline distT="0" distB="0" distL="0" distR="0" wp14:anchorId="0387D152" wp14:editId="20016B1C">
+            <wp:extent cx="4529756" cy="3629025"/>
+            <wp:effectExtent l="0" t="0" r="4445" b="0"/>
+            <wp:docPr id="1750311697" name="Picture 1"/>
+            <wp:cNvGraphicFramePr>
+              <a:graphicFrameLocks xmlns:a="http://schemas.openxmlformats.org/drawingml/2006/main" noChangeAspect="1"/>
+            </wp:cNvGraphicFramePr>
+            <a:graphic xmlns:a="http://schemas.openxmlformats.org/drawingml/2006/main">
+              <a:graphicData uri="http://schemas.openxmlformats.org/drawingml/2006/picture">
+                <pic:pic xmlns:pic="http://schemas.openxmlformats.org/drawingml/2006/picture">
+                  <pic:nvPicPr>
+                    <pic:cNvPr id="1750311697" name=""/>
+                    <pic:cNvPicPr/>
+                  </pic:nvPicPr>
+                  <pic:blipFill>
+                    <a:blip r:embed="rId12"/>
+                    <a:stretch>
+                      <a:fillRect/>
+                    </a:stretch>
+                  </pic:blipFill>
+                  <pic:spPr>
+                    <a:xfrm>
+                      <a:off x="0" y="0"/>
+                      <a:ext cx="4534641" cy="3632939"/>
+                    </a:xfrm>
+                    <a:prstGeom prst="rect">
+                      <a:avLst/>
+                    </a:prstGeom>
+                  </pic:spPr>
+                </pic:pic>
+              </a:graphicData>
+            </a:graphic>
+          </wp:inline>
+        </w:drawing>
+      </w:r>
+    </w:p>
+    <w:p>
+      <w:pPr>
+        <w:jc w:val="center"/>
+      </w:pPr>
+    </w:p>
+    <w:p>
+      <w:pPr>
+        <w:jc w:val="center"/>
+      </w:pPr>
+    </w:p>
+    <w:p>
+      <w:pPr>
+        <w:jc w:val="center"/>
+      </w:pPr>
+      <w:r>
+        <w:t>8 – dentro do menu computador-0 acessar aba desktop e selecionar ip Configuration</w:t>
+      </w:r>
+    </w:p>
+    <w:p>
+      <w:pPr>
+        <w:jc w:val="center"/>
+      </w:pPr>
+      <w:r>
+        <w:lastRenderedPageBreak/>
+        <w:drawing>
+          <wp:inline distT="0" distB="0" distL="0" distR="0" wp14:anchorId="234A3F48" wp14:editId="48B00402">
+            <wp:extent cx="4657725" cy="3744691"/>
+            <wp:effectExtent l="0" t="0" r="0" b="8255"/>
+            <wp:docPr id="1659641703" name="Picture 1"/>
+            <wp:cNvGraphicFramePr>
+              <a:graphicFrameLocks xmlns:a="http://schemas.openxmlformats.org/drawingml/2006/main" noChangeAspect="1"/>
+            </wp:cNvGraphicFramePr>
+            <a:graphic xmlns:a="http://schemas.openxmlformats.org/drawingml/2006/main">
+              <a:graphicData uri="http://schemas.openxmlformats.org/drawingml/2006/picture">
+                <pic:pic xmlns:pic="http://schemas.openxmlformats.org/drawingml/2006/picture">
+                  <pic:nvPicPr>
+                    <pic:cNvPr id="1659641703" name=""/>
+                    <pic:cNvPicPr/>
+                  </pic:nvPicPr>
+                  <pic:blipFill>
+                    <a:blip r:embed="rId13"/>
+                    <a:stretch>
+                      <a:fillRect/>
+                    </a:stretch>
+                  </pic:blipFill>
+                  <pic:spPr>
+                    <a:xfrm>
+                      <a:off x="0" y="0"/>
+                      <a:ext cx="4672098" cy="3756246"/>
+                    </a:xfrm>
+                    <a:prstGeom prst="rect">
+                      <a:avLst/>
+                    </a:prstGeom>
+                  </pic:spPr>
+                </pic:pic>
+              </a:graphicData>
+            </a:graphic>
+          </wp:inline>
+        </w:drawing>
+      </w:r>
+    </w:p>
+    <w:p/>
+    <w:p>
+      <w:r>
+        <w:t>9 – dentro de IP configuration definir o DHCP, apos isso automaticamente sera gerado um DHCP com base no que foi definido no servidor</w:t>
+      </w:r>
+    </w:p>
+    <w:p/>
+    <w:p>
+      <w:r>
+        <w:lastRenderedPageBreak/>
+        <w:drawing>
+          <wp:inline distT="0" distB="0" distL="0" distR="0" wp14:anchorId="46EADD24" wp14:editId="5B45C9D5">
+            <wp:extent cx="5400040" cy="4577080"/>
+            <wp:effectExtent l="0" t="0" r="0" b="0"/>
+            <wp:docPr id="283661701" name="Picture 1"/>
+            <wp:cNvGraphicFramePr>
+              <a:graphicFrameLocks xmlns:a="http://schemas.openxmlformats.org/drawingml/2006/main" noChangeAspect="1"/>
+            </wp:cNvGraphicFramePr>
+            <a:graphic xmlns:a="http://schemas.openxmlformats.org/drawingml/2006/main">
+              <a:graphicData uri="http://schemas.openxmlformats.org/drawingml/2006/picture">
+                <pic:pic xmlns:pic="http://schemas.openxmlformats.org/drawingml/2006/picture">
+                  <pic:nvPicPr>
+                    <pic:cNvPr id="283661701" name=""/>
+                    <pic:cNvPicPr/>
+                  </pic:nvPicPr>
+                  <pic:blipFill>
+                    <a:blip r:embed="rId14"/>
+                    <a:stretch>
+                      <a:fillRect/>
+                    </a:stretch>
+                  </pic:blipFill>
+                  <pic:spPr>
+                    <a:xfrm>
+                      <a:off x="0" y="0"/>
+                      <a:ext cx="5400040" cy="4577080"/>
+                    </a:xfrm>
+                    <a:prstGeom prst="rect">
+                      <a:avLst/>
+                    </a:prstGeom>
+                  </pic:spPr>
+                </pic:pic>
+              </a:graphicData>
+            </a:graphic>
+          </wp:inline>
+        </w:drawing>
+      </w:r>
+    </w:p>
+    <w:p/>
+    <w:p/>
+    <w:p/>
+    <w:p/>
+    <w:p/>
+    <w:p/>
+    <w:p/>
+    <w:p/>
+    <w:p/>
+    <w:p/>
+    <w:p/>
+    <w:p/>
+    <w:p/>
+    <w:p/>
+    <w:p>
+      <w:r>
+        <w:lastRenderedPageBreak/>
+        <w:t>10 – geracao automatica, repetido cenarios para os outros 3 computadores</w:t>
+      </w:r>
+    </w:p>
+    <w:p>
+      <w:r>
+        <w:drawing>
+          <wp:inline distT="0" distB="0" distL="0" distR="0" wp14:anchorId="44DD8A9C" wp14:editId="38007D1D">
+            <wp:extent cx="5400040" cy="5641975"/>
+            <wp:effectExtent l="0" t="0" r="0" b="0"/>
+            <wp:docPr id="1203663923" name="Picture 1"/>
+            <wp:cNvGraphicFramePr>
+              <a:graphicFrameLocks xmlns:a="http://schemas.openxmlformats.org/drawingml/2006/main" noChangeAspect="1"/>
+            </wp:cNvGraphicFramePr>
+            <a:graphic xmlns:a="http://schemas.openxmlformats.org/drawingml/2006/main">
+              <a:graphicData uri="http://schemas.openxmlformats.org/drawingml/2006/picture">
+                <pic:pic xmlns:pic="http://schemas.openxmlformats.org/drawingml/2006/picture">
+                  <pic:nvPicPr>
+                    <pic:cNvPr id="1203663923" name=""/>
+                    <pic:cNvPicPr/>
+                  </pic:nvPicPr>
+                  <pic:blipFill>
+                    <a:blip r:embed="rId15"/>
+                    <a:stretch>
+                      <a:fillRect/>
+                    </a:stretch>
+                  </pic:blipFill>
+                  <pic:spPr>
+                    <a:xfrm>
+                      <a:off x="0" y="0"/>
+                      <a:ext cx="5400040" cy="5641975"/>
+                    </a:xfrm>
+                    <a:prstGeom prst="rect">
+                      <a:avLst/>
+                    </a:prstGeom>
+                  </pic:spPr>
+                </pic:pic>
+              </a:graphicData>
+            </a:graphic>
+          </wp:inline>
+        </w:drawing>
+      </w:r>
+    </w:p>
+    <w:p/>
+    <w:p/>
+    <w:p/>
+    <w:p/>
+    <w:p/>
+    <w:p/>
+    <w:p/>
+    <w:p/>
+    <w:p/>
+    <w:p/>
+    <w:p>
+      <w:r>
+        <w:lastRenderedPageBreak/>
+        <w:t>11 – simulacao de teste dos cenarios em rede por envio de email</w:t>
+      </w:r>
+    </w:p>
+    <w:p>
+      <w:r>
+        <w:drawing>
+          <wp:inline distT="0" distB="0" distL="0" distR="0" wp14:anchorId="5F4AA6F8" wp14:editId="50352267">
+            <wp:extent cx="4076700" cy="2350910"/>
+            <wp:effectExtent l="0" t="0" r="0" b="0"/>
+            <wp:docPr id="1013126491" name="Picture 1"/>
+            <wp:cNvGraphicFramePr>
+              <a:graphicFrameLocks xmlns:a="http://schemas.openxmlformats.org/drawingml/2006/main" noChangeAspect="1"/>
+            </wp:cNvGraphicFramePr>
+            <a:graphic xmlns:a="http://schemas.openxmlformats.org/drawingml/2006/main">
+              <a:graphicData uri="http://schemas.openxmlformats.org/drawingml/2006/picture">
+                <pic:pic xmlns:pic="http://schemas.openxmlformats.org/drawingml/2006/picture">
+                  <pic:nvPicPr>
+                    <pic:cNvPr id="1013126491" name=""/>
+                    <pic:cNvPicPr/>
+                  </pic:nvPicPr>
+                  <pic:blipFill>
+                    <a:blip r:embed="rId16"/>
+                    <a:stretch>
+                      <a:fillRect/>
+                    </a:stretch>
+                  </pic:blipFill>
+                  <pic:spPr>
+                    <a:xfrm>
+                      <a:off x="0" y="0"/>
+                      <a:ext cx="4082145" cy="2354050"/>
+                    </a:xfrm>
+                    <a:prstGeom prst="rect">
+                      <a:avLst/>
+                    </a:prstGeom>
+                  </pic:spPr>
+                </pic:pic>
+              </a:graphicData>
+            </a:graphic>
+          </wp:inline>
+        </w:drawing>
+      </w:r>
+    </w:p>
+    <w:p>
+      <w:pPr>
+        <w:rPr>
+          <w:b/>
+          <w:bCs/>
+        </w:rPr>
+      </w:pPr>
+      <w:r>
+        <w:rPr>
+          <w:b/>
+          <w:bCs/>
+        </w:rPr>
+        <w:drawing>
+          <wp:inline distT="0" distB="0" distL="0" distR="0" wp14:anchorId="00A80FF8" wp14:editId="7B5CE53D">
+            <wp:extent cx="4371975" cy="2523242"/>
+            <wp:effectExtent l="0" t="0" r="0" b="0"/>
+            <wp:docPr id="2135406524" name="Picture 1"/>
+            <wp:cNvGraphicFramePr>
+              <a:graphicFrameLocks xmlns:a="http://schemas.openxmlformats.org/drawingml/2006/main" noChangeAspect="1"/>
+            </wp:cNvGraphicFramePr>
+            <a:graphic xmlns:a="http://schemas.openxmlformats.org/drawingml/2006/main">
+              <a:graphicData uri="http://schemas.openxmlformats.org/drawingml/2006/picture">
+                <pic:pic xmlns:pic="http://schemas.openxmlformats.org/drawingml/2006/picture">
+                  <pic:nvPicPr>
+                    <pic:cNvPr id="2135406524" name=""/>
+                    <pic:cNvPicPr/>
+                  </pic:nvPicPr>
+                  <pic:blipFill>
+                    <a:blip r:embed="rId17"/>
+                    <a:stretch>
+                      <a:fillRect/>
+                    </a:stretch>
+                  </pic:blipFill>
+                  <pic:spPr>
+                    <a:xfrm>
+                      <a:off x="0" y="0"/>
+                      <a:ext cx="4374314" cy="2524592"/>
+                    </a:xfrm>
+                    <a:prstGeom prst="rect">
+                      <a:avLst/>
+                    </a:prstGeom>
+                  </pic:spPr>
+                </pic:pic>
+              </a:graphicData>
+            </a:graphic>
+          </wp:inline>
+        </w:drawing>
+      </w:r>
+    </w:p>
+    <w:p>
+      <w:pPr>
+        <w:rPr>
+          <w:b/>
+          <w:bCs/>
+        </w:rPr>
+      </w:pPr>
+      <w:r>
+        <w:rPr>
+          <w:b/>
+          <w:bCs/>
+        </w:rPr>
+        <w:drawing>
+          <wp:inline distT="0" distB="0" distL="0" distR="0" wp14:anchorId="6C73A1C3" wp14:editId="2081ABE7">
+            <wp:extent cx="3458225" cy="2276475"/>
+            <wp:effectExtent l="0" t="0" r="8890" b="0"/>
+            <wp:docPr id="1669851686" name="Picture 1"/>
+            <wp:cNvGraphicFramePr>
+              <a:graphicFrameLocks xmlns:a="http://schemas.openxmlformats.org/drawingml/2006/main" noChangeAspect="1"/>
+            </wp:cNvGraphicFramePr>
+            <a:graphic xmlns:a="http://schemas.openxmlformats.org/drawingml/2006/main">
+              <a:graphicData uri="http://schemas.openxmlformats.org/drawingml/2006/picture">
+                <pic:pic xmlns:pic="http://schemas.openxmlformats.org/drawingml/2006/picture">
+                  <pic:nvPicPr>
+                    <pic:cNvPr id="1669851686" name=""/>
+                    <pic:cNvPicPr/>
+                  </pic:nvPicPr>
+                  <pic:blipFill>
+                    <a:blip r:embed="rId18"/>
+                    <a:stretch>
+                      <a:fillRect/>
+                    </a:stretch>
+                  </pic:blipFill>
+                  <pic:spPr>
+                    <a:xfrm>
+                      <a:off x="0" y="0"/>
+                      <a:ext cx="3459600" cy="2277380"/>
+                    </a:xfrm>
+                    <a:prstGeom prst="rect">
+                      <a:avLst/>
+                    </a:prstGeom>
+                  </pic:spPr>
+                </pic:pic>
+              </a:graphicData>
+            </a:graphic>
+          </wp:inline>
+        </w:drawing>
+      </w:r>
+    </w:p>
+    <w:p>
       <w:r>
         <w:br w:type="page"/>
+      </w:r>
+      <w:r>
+        <w:lastRenderedPageBreak/>
+        <w:t>=</w:t>
       </w:r>
     </w:p>
     <w:p>
@@ -2875,4 +3597,16 @@
     </a:ext>
   </a:extLst>
 </a:theme>
+</file>
+
+<file path=customXml/item1.xml><?xml version="1.0" encoding="utf-8"?>
+<b:Sources xmlns:b="http://schemas.openxmlformats.org/officeDocument/2006/bibliography" xmlns="http://schemas.openxmlformats.org/officeDocument/2006/bibliography" SelectedStyle="\APASixthEditionOfficeOnline.xsl" StyleName="APA" Version="6"/>
+</file>
+
+<file path=customXml/itemProps1.xml><?xml version="1.0" encoding="utf-8"?>
+<ds:datastoreItem xmlns:ds="http://schemas.openxmlformats.org/officeDocument/2006/customXml" ds:itemID="{1992F34F-F6F4-4DE8-8013-2F753AC996BB}">
+  <ds:schemaRefs>
+    <ds:schemaRef ds:uri="http://schemas.openxmlformats.org/officeDocument/2006/bibliography"/>
+  </ds:schemaRefs>
+</ds:datastoreItem>
 </file>